--- a/06_산출물_문서/3계층_양식기록/F-819-01_특수공정자격인증기록.docx
+++ b/06_산출물_문서/3계층_양식기록/F-819-01_특수공정자격인증기록.docx
@@ -270,11 +270,11 @@
     </w:p>
     <w:tbl>
       <w:tblPr>
-        <w:tblW w:w="8788" w:type="dxa"/>
         <w:tblCellMar>
           <w:left w:w="108" w:type="dxa"/>
           <w:right w:w="108" w:type="dxa"/>
         </w:tblCellMar>
+        <w:tblW w:w="8788" w:type="dxa"/>
         <w:tblBorders>
           <w:top w:val="single" w:sz="4" w:color="2E74B5" w:space="0"/>
           <w:left w:val="single" w:sz="4" w:color="2E74B5" w:space="0"/>
@@ -294,13 +294,13 @@
         <w:tc>
           <w:tcPr>
             <w:tcW w:w="1500" w:type="dxa"/>
-            <w:shd w:val="clear" w:color="auto" w:fill="D9D9D9"/>
-            <w:tcMar>
-              <w:top w:w="60" w:type="dxa"/>
-              <w:left w:w="120" w:type="dxa"/>
-              <w:bottom w:w="60" w:type="dxa"/>
-              <w:right w:w="120" w:type="dxa"/>
-            </w:tcMar>
+            <w:tcMar>
+              <w:top w:w="60" w:type="dxa"/>
+              <w:left w:w="120" w:type="dxa"/>
+              <w:bottom w:w="60" w:type="dxa"/>
+              <w:right w:w="120" w:type="dxa"/>
+            </w:tcMar>
+            <w:shd w:val="clear" w:color="auto" w:fill="DEEAF1"/>
           </w:tcPr>
           <w:p>
             <w:pPr>
@@ -320,13 +320,13 @@
         <w:tc>
           <w:tcPr>
             <w:tcW w:w="2800" w:type="dxa"/>
-            <w:shd w:val="clear" w:color="auto" w:fill="D9D9D9"/>
-            <w:tcMar>
-              <w:top w:w="60" w:type="dxa"/>
-              <w:left w:w="120" w:type="dxa"/>
-              <w:bottom w:w="60" w:type="dxa"/>
-              <w:right w:w="120" w:type="dxa"/>
-            </w:tcMar>
+            <w:tcMar>
+              <w:top w:w="60" w:type="dxa"/>
+              <w:left w:w="120" w:type="dxa"/>
+              <w:bottom w:w="60" w:type="dxa"/>
+              <w:right w:w="120" w:type="dxa"/>
+            </w:tcMar>
+            <w:shd w:val="clear" w:color="auto" w:fill="DEEAF1"/>
           </w:tcPr>
           <w:p>
             <w:pPr>
@@ -346,13 +346,13 @@
         <w:tc>
           <w:tcPr>
             <w:tcW w:w="2000" w:type="dxa"/>
-            <w:shd w:val="clear" w:color="auto" w:fill="D9D9D9"/>
-            <w:tcMar>
-              <w:top w:w="60" w:type="dxa"/>
-              <w:left w:w="120" w:type="dxa"/>
-              <w:bottom w:w="60" w:type="dxa"/>
-              <w:right w:w="120" w:type="dxa"/>
-            </w:tcMar>
+            <w:tcMar>
+              <w:top w:w="60" w:type="dxa"/>
+              <w:left w:w="120" w:type="dxa"/>
+              <w:bottom w:w="60" w:type="dxa"/>
+              <w:right w:w="120" w:type="dxa"/>
+            </w:tcMar>
+            <w:shd w:val="clear" w:color="auto" w:fill="DEEAF1"/>
           </w:tcPr>
           <w:p>
             <w:pPr>
@@ -372,13 +372,13 @@
         <w:tc>
           <w:tcPr>
             <w:tcW w:w="2488" w:type="dxa"/>
-            <w:shd w:val="clear" w:color="auto" w:fill="D9D9D9"/>
-            <w:tcMar>
-              <w:top w:w="60" w:type="dxa"/>
-              <w:left w:w="120" w:type="dxa"/>
-              <w:bottom w:w="60" w:type="dxa"/>
-              <w:right w:w="120" w:type="dxa"/>
-            </w:tcMar>
+            <w:tcMar>
+              <w:top w:w="60" w:type="dxa"/>
+              <w:left w:w="120" w:type="dxa"/>
+              <w:bottom w:w="60" w:type="dxa"/>
+              <w:right w:w="120" w:type="dxa"/>
+            </w:tcMar>
+            <w:shd w:val="clear" w:color="auto" w:fill="DEEAF1"/>
           </w:tcPr>
           <w:p>
             <w:pPr>
@@ -667,7 +667,7 @@
         </w:trPr>
         <w:tc>
           <w:tcPr>
-            <w:tcW w:w="2460" w:type="dxa"/>
+            <w:tcW w:w="3000" w:type="dxa"/>
             <w:tcMar>
               <w:top w:w="60" w:type="dxa"/>
               <w:left w:w="120" w:type="dxa"/>
@@ -688,7 +688,7 @@
         </w:tc>
         <w:tc>
           <w:tcPr>
-            <w:tcW w:w="6328" w:type="dxa"/>
+            <w:tcW w:w="5788" w:type="dxa"/>
             <w:tcMar>
               <w:top w:w="60" w:type="dxa"/>
               <w:left w:w="120" w:type="dxa"/>
@@ -710,9 +710,7 @@
       </w:tr>
       <w:tr>
         <w:tc>
-          <w:tcPr>
-            <w:tcW w:w="2460" w:type="dxa"/>
-          </w:tcPr>
+          <w:tcPr/>
           <w:p>
             <w:pPr>
               <w:pStyle w:val="Compact"/>
@@ -724,7 +722,7 @@
         </w:tc>
         <w:tc>
           <w:tcPr>
-            <w:tcW w:w="6328" w:type="dxa"/>
+            <w:tcW w:w="5788" w:type="dxa"/>
             <w:tcMar>
               <w:top w:w="60" w:type="dxa"/>
               <w:left w:w="120" w:type="dxa"/>
@@ -754,7 +752,7 @@
         </w:tc>
         <w:tc>
           <w:tcPr>
-            <w:tcW w:w="6328" w:type="dxa"/>
+            <w:tcW w:w="5788" w:type="dxa"/>
             <w:tcMar>
               <w:top w:w="60" w:type="dxa"/>
               <w:left w:w="120" w:type="dxa"/>
@@ -808,7 +806,7 @@
         </w:tc>
         <w:tc>
           <w:tcPr>
-            <w:tcW w:w="6328" w:type="dxa"/>
+            <w:tcW w:w="5788" w:type="dxa"/>
             <w:tcMar>
               <w:top w:w="60" w:type="dxa"/>
               <w:left w:w="120" w:type="dxa"/>
@@ -874,18 +872,10 @@
       </w:tr>
       <w:tr>
         <w:tc>
-          <w:tcPr>
-            <w:tcMar>
-              <w:top w:w="60" w:type="dxa"/>
-              <w:left w:w="120" w:type="dxa"/>
-              <w:bottom w:w="60" w:type="dxa"/>
-              <w:right w:w="120" w:type="dxa"/>
-            </w:tcMar>
-          </w:tcPr>
-          <w:p>
-            <w:pPr>
-              <w:pStyle w:val="Compact"/>
-              <w:wordWrap w:val="1"/>
+          <w:tcPr/>
+          <w:p>
+            <w:pPr>
+              <w:pStyle w:val="Compact"/>
             </w:pPr>
             <w:r>
               <w:t xml:space="preserve">외주업체 NADCAP 인증번호 (해당 시)</w:t>
@@ -893,18 +883,10 @@
           </w:p>
         </w:tc>
         <w:tc>
-          <w:tcPr>
-            <w:tcMar>
-              <w:top w:w="60" w:type="dxa"/>
-              <w:left w:w="120" w:type="dxa"/>
-              <w:bottom w:w="60" w:type="dxa"/>
-              <w:right w:w="120" w:type="dxa"/>
-            </w:tcMar>
-          </w:tcPr>
-          <w:p>
-            <w:pPr>
-              <w:pStyle w:val="Compact"/>
-              <w:wordWrap w:val="1"/>
+          <w:tcPr/>
+          <w:p>
+            <w:pPr>
+              <w:pStyle w:val="Compact"/>
             </w:pPr>
           </w:p>
         </w:tc>
@@ -1242,18 +1224,10 @@
           </w:p>
         </w:tc>
         <w:tc>
-          <w:tcPr>
-            <w:tcMar>
-              <w:top w:w="60" w:type="dxa"/>
-              <w:left w:w="120" w:type="dxa"/>
-              <w:bottom w:w="60" w:type="dxa"/>
-              <w:right w:w="120" w:type="dxa"/>
-            </w:tcMar>
-          </w:tcPr>
-          <w:p>
-            <w:pPr>
-              <w:pStyle w:val="Compact"/>
-              <w:wordWrap w:val="1"/>
+          <w:tcPr/>
+          <w:p>
+            <w:pPr>
+              <w:pStyle w:val="Compact"/>
             </w:pPr>
           </w:p>
         </w:tc>
@@ -1295,18 +1269,10 @@
           </w:p>
         </w:tc>
         <w:tc>
-          <w:tcPr>
-            <w:tcMar>
-              <w:top w:w="60" w:type="dxa"/>
-              <w:left w:w="120" w:type="dxa"/>
-              <w:bottom w:w="60" w:type="dxa"/>
-              <w:right w:w="120" w:type="dxa"/>
-            </w:tcMar>
-          </w:tcPr>
-          <w:p>
-            <w:pPr>
-              <w:pStyle w:val="Compact"/>
-              <w:wordWrap w:val="1"/>
+          <w:tcPr/>
+          <w:p>
+            <w:pPr>
+              <w:pStyle w:val="Compact"/>
             </w:pPr>
           </w:p>
         </w:tc>
@@ -2535,7 +2501,7 @@
         </w:trPr>
         <w:tc>
           <w:tcPr>
-            <w:tcW w:w="2460" w:type="dxa"/>
+            <w:tcW w:w="3000" w:type="dxa"/>
             <w:tcMar>
               <w:top w:w="60" w:type="dxa"/>
               <w:left w:w="120" w:type="dxa"/>
@@ -2556,7 +2522,7 @@
         </w:tc>
         <w:tc>
           <w:tcPr>
-            <w:tcW w:w="6328" w:type="dxa"/>
+            <w:tcW w:w="5788" w:type="dxa"/>
             <w:tcMar>
               <w:top w:w="60" w:type="dxa"/>
               <w:left w:w="120" w:type="dxa"/>
@@ -2578,9 +2544,7 @@
       </w:tr>
       <w:tr>
         <w:tc>
-          <w:tcPr>
-            <w:tcW w:w="2460" w:type="dxa"/>
-          </w:tcPr>
+          <w:tcPr/>
           <w:p>
             <w:pPr>
               <w:pStyle w:val="Compact"/>
@@ -2592,7 +2556,7 @@
         </w:tc>
         <w:tc>
           <w:tcPr>
-            <w:tcW w:w="6328" w:type="dxa"/>
+            <w:tcW w:w="5788" w:type="dxa"/>
             <w:tcMar>
               <w:top w:w="60" w:type="dxa"/>
               <w:left w:w="120" w:type="dxa"/>
@@ -2621,10 +2585,19 @@
           </w:p>
         </w:tc>
         <w:tc>
-          <w:tcPr/>
-          <w:p>
-            <w:pPr>
-              <w:pStyle w:val="Compact"/>
+          <w:tcPr>
+            <w:tcW w:w="5788" w:type="dxa"/>
+            <w:tcMar>
+              <w:top w:w="60" w:type="dxa"/>
+              <w:left w:w="120" w:type="dxa"/>
+              <w:bottom w:w="60" w:type="dxa"/>
+              <w:right w:w="120" w:type="dxa"/>
+            </w:tcMar>
+          </w:tcPr>
+          <w:p>
+            <w:pPr>
+              <w:pStyle w:val="Compact"/>
+              <w:wordWrap w:val="1"/>
             </w:pPr>
           </w:p>
         </w:tc>
@@ -2642,21 +2615,17 @@
           </w:p>
         </w:tc>
         <w:tc>
-          <w:tcPr>
-            <w:tcW w:w="6328" w:type="dxa"/>
-          </w:tcPr>
-          <w:p>
-            <w:pPr>
-              <w:pStyle w:val="Compact"/>
-            </w:pPr>
-          </w:p>
-        </w:tc>
-      </w:tr>
-      <w:tr>
-        <w:tc>
-          <w:tcPr>
-            <w:tcW w:w="2460" w:type="dxa"/>
-          </w:tcPr>
+          <w:tcPr/>
+          <w:p>
+            <w:pPr>
+              <w:pStyle w:val="Compact"/>
+            </w:pPr>
+          </w:p>
+        </w:tc>
+      </w:tr>
+      <w:tr>
+        <w:tc>
+          <w:tcPr/>
           <w:p>
             <w:pPr>
               <w:pStyle w:val="Compact"/>
@@ -2667,10 +2636,19 @@
           </w:p>
         </w:tc>
         <w:tc>
-          <w:tcPr/>
-          <w:p>
-            <w:pPr>
-              <w:pStyle w:val="Compact"/>
+          <w:tcPr>
+            <w:tcW w:w="5788" w:type="dxa"/>
+            <w:tcMar>
+              <w:top w:w="60" w:type="dxa"/>
+              <w:left w:w="120" w:type="dxa"/>
+              <w:bottom w:w="60" w:type="dxa"/>
+              <w:right w:w="120" w:type="dxa"/>
+            </w:tcMar>
+          </w:tcPr>
+          <w:p>
+            <w:pPr>
+              <w:pStyle w:val="Compact"/>
+              <w:wordWrap w:val="1"/>
             </w:pPr>
           </w:p>
         </w:tc>
@@ -2824,9 +2802,7 @@
       </w:tr>
       <w:tr>
         <w:tc>
-          <w:tcPr>
-            <w:tcW w:w="2460" w:type="dxa"/>
-          </w:tcPr>
+          <w:tcPr/>
           <w:p>
             <w:pPr>
               <w:pStyle w:val="Compact"/>
@@ -2837,31 +2813,20 @@
           </w:p>
         </w:tc>
         <w:tc>
-          <w:tcPr>
-            <w:tcW w:w="6328" w:type="dxa"/>
-          </w:tcPr>
-          <w:p>
-            <w:pPr>
-              <w:pStyle w:val="Compact"/>
-            </w:pPr>
-          </w:p>
-        </w:tc>
-      </w:tr>
-      <w:tr>
-        <w:tc>
-          <w:tcPr>
-            <w:tcW w:w="2460" w:type="dxa"/>
-            <w:tcMar>
-              <w:top w:w="60" w:type="dxa"/>
-              <w:left w:w="120" w:type="dxa"/>
-              <w:bottom w:w="60" w:type="dxa"/>
-              <w:right w:w="120" w:type="dxa"/>
-            </w:tcMar>
-          </w:tcPr>
-          <w:p>
-            <w:pPr>
-              <w:pStyle w:val="Compact"/>
-              <w:wordWrap w:val="1"/>
+          <w:tcPr/>
+          <w:p>
+            <w:pPr>
+              <w:pStyle w:val="Compact"/>
+            </w:pPr>
+          </w:p>
+        </w:tc>
+      </w:tr>
+      <w:tr>
+        <w:tc>
+          <w:tcPr/>
+          <w:p>
+            <w:pPr>
+              <w:pStyle w:val="Compact"/>
             </w:pPr>
             <w:r>
               <w:t xml:space="preserve">비고</w:t>
@@ -2869,19 +2834,10 @@
           </w:p>
         </w:tc>
         <w:tc>
-          <w:tcPr>
-            <w:tcW w:w="6328" w:type="dxa"/>
-            <w:tcMar>
-              <w:top w:w="60" w:type="dxa"/>
-              <w:left w:w="120" w:type="dxa"/>
-              <w:bottom w:w="60" w:type="dxa"/>
-              <w:right w:w="120" w:type="dxa"/>
-            </w:tcMar>
-          </w:tcPr>
-          <w:p>
-            <w:pPr>
-              <w:pStyle w:val="Compact"/>
-              <w:wordWrap w:val="1"/>
+          <w:tcPr/>
+          <w:p>
+            <w:pPr>
+              <w:pStyle w:val="Compact"/>
             </w:pPr>
           </w:p>
         </w:tc>
@@ -4270,7 +4226,7 @@
         </w:trPr>
         <w:tc>
           <w:tcPr>
-            <w:tcW w:w="2460" w:type="dxa"/>
+            <w:tcW w:w="3000" w:type="dxa"/>
             <w:tcMar>
               <w:top w:w="60" w:type="dxa"/>
               <w:left w:w="120" w:type="dxa"/>
@@ -4291,7 +4247,7 @@
         </w:tc>
         <w:tc>
           <w:tcPr>
-            <w:tcW w:w="6328" w:type="dxa"/>
+            <w:tcW w:w="5788" w:type="dxa"/>
             <w:tcMar>
               <w:top w:w="60" w:type="dxa"/>
               <w:left w:w="120" w:type="dxa"/>
@@ -4313,9 +4269,7 @@
       </w:tr>
       <w:tr>
         <w:tc>
-          <w:tcPr>
-            <w:tcW w:w="2460" w:type="dxa"/>
-          </w:tcPr>
+          <w:tcPr/>
           <w:p>
             <w:pPr>
               <w:pStyle w:val="Compact"/>
@@ -4327,7 +4281,7 @@
         </w:tc>
         <w:tc>
           <w:tcPr>
-            <w:tcW w:w="6328" w:type="dxa"/>
+            <w:tcW w:w="5788" w:type="dxa"/>
             <w:tcMar>
               <w:top w:w="60" w:type="dxa"/>
               <w:left w:w="120" w:type="dxa"/>
@@ -4357,6 +4311,7 @@
         </w:tc>
         <w:tc>
           <w:tcPr>
+            <w:tcW w:w="5788" w:type="dxa"/>
             <w:tcMar>
               <w:top w:w="60" w:type="dxa"/>
               <w:left w:w="120" w:type="dxa"/>
@@ -4385,31 +4340,20 @@
           </w:p>
         </w:tc>
         <w:tc>
-          <w:tcPr>
-            <w:tcW w:w="6328" w:type="dxa"/>
-          </w:tcPr>
-          <w:p>
-            <w:pPr>
-              <w:pStyle w:val="Compact"/>
-            </w:pPr>
-          </w:p>
-        </w:tc>
-      </w:tr>
-      <w:tr>
-        <w:tc>
-          <w:tcPr>
-            <w:tcW w:w="2460" w:type="dxa"/>
-            <w:tcMar>
-              <w:top w:w="60" w:type="dxa"/>
-              <w:left w:w="120" w:type="dxa"/>
-              <w:bottom w:w="60" w:type="dxa"/>
-              <w:right w:w="120" w:type="dxa"/>
-            </w:tcMar>
-          </w:tcPr>
-          <w:p>
-            <w:pPr>
-              <w:pStyle w:val="Compact"/>
-              <w:wordWrap w:val="1"/>
+          <w:tcPr/>
+          <w:p>
+            <w:pPr>
+              <w:pStyle w:val="Compact"/>
+            </w:pPr>
+          </w:p>
+        </w:tc>
+      </w:tr>
+      <w:tr>
+        <w:tc>
+          <w:tcPr/>
+          <w:p>
+            <w:pPr>
+              <w:pStyle w:val="Compact"/>
             </w:pPr>
             <w:r>
               <w:t xml:space="preserve">공정명</w:t>
@@ -4417,10 +4361,19 @@
           </w:p>
         </w:tc>
         <w:tc>
-          <w:tcPr/>
-          <w:p>
-            <w:pPr>
-              <w:pStyle w:val="Compact"/>
+          <w:tcPr>
+            <w:tcW w:w="5788" w:type="dxa"/>
+            <w:tcMar>
+              <w:top w:w="60" w:type="dxa"/>
+              <w:left w:w="120" w:type="dxa"/>
+              <w:bottom w:w="60" w:type="dxa"/>
+              <w:right w:w="120" w:type="dxa"/>
+            </w:tcMar>
+          </w:tcPr>
+          <w:p>
+            <w:pPr>
+              <w:pStyle w:val="Compact"/>
+              <w:wordWrap w:val="1"/>
             </w:pPr>
           </w:p>
         </w:tc>
@@ -4646,18 +4599,10 @@
       </w:tr>
       <w:tr>
         <w:tc>
-          <w:tcPr>
-            <w:tcMar>
-              <w:top w:w="60" w:type="dxa"/>
-              <w:left w:w="120" w:type="dxa"/>
-              <w:bottom w:w="60" w:type="dxa"/>
-              <w:right w:w="120" w:type="dxa"/>
-            </w:tcMar>
-          </w:tcPr>
-          <w:p>
-            <w:pPr>
-              <w:pStyle w:val="Compact"/>
-              <w:wordWrap w:val="1"/>
+          <w:tcPr/>
+          <w:p>
+            <w:pPr>
+              <w:pStyle w:val="Compact"/>
             </w:pPr>
             <w:r>
               <w:t xml:space="preserve">비고</w:t>
@@ -4665,18 +4610,10 @@
           </w:p>
         </w:tc>
         <w:tc>
-          <w:tcPr>
-            <w:tcMar>
-              <w:top w:w="60" w:type="dxa"/>
-              <w:left w:w="120" w:type="dxa"/>
-              <w:bottom w:w="60" w:type="dxa"/>
-              <w:right w:w="120" w:type="dxa"/>
-            </w:tcMar>
-          </w:tcPr>
-          <w:p>
-            <w:pPr>
-              <w:pStyle w:val="Compact"/>
-              <w:wordWrap w:val="1"/>
+          <w:tcPr/>
+          <w:p>
+            <w:pPr>
+              <w:pStyle w:val="Compact"/>
             </w:pPr>
           </w:p>
         </w:tc>
@@ -5087,10 +5024,18 @@
           </w:p>
         </w:tc>
         <w:tc>
-          <w:tcPr/>
-          <w:p>
-            <w:pPr>
-              <w:pStyle w:val="Compact"/>
+          <w:tcPr>
+            <w:tcMar>
+              <w:top w:w="60" w:type="dxa"/>
+              <w:left w:w="120" w:type="dxa"/>
+              <w:bottom w:w="60" w:type="dxa"/>
+              <w:right w:w="120" w:type="dxa"/>
+            </w:tcMar>
+          </w:tcPr>
+          <w:p>
+            <w:pPr>
+              <w:pStyle w:val="Compact"/>
+              <w:wordWrap w:val="1"/>
             </w:pPr>
           </w:p>
         </w:tc>
@@ -5641,7 +5586,7 @@
         </w:trPr>
         <w:tc>
           <w:tcPr>
-            <w:tcW w:w="2460" w:type="dxa"/>
+            <w:tcW w:w="3000" w:type="dxa"/>
             <w:tcMar>
               <w:top w:w="60" w:type="dxa"/>
               <w:left w:w="120" w:type="dxa"/>
@@ -5662,7 +5607,7 @@
         </w:tc>
         <w:tc>
           <w:tcPr>
-            <w:tcW w:w="6328" w:type="dxa"/>
+            <w:tcW w:w="5788" w:type="dxa"/>
             <w:tcMar>
               <w:top w:w="60" w:type="dxa"/>
               <w:left w:w="120" w:type="dxa"/>
@@ -5684,9 +5629,7 @@
       </w:tr>
       <w:tr>
         <w:tc>
-          <w:tcPr>
-            <w:tcW w:w="2460" w:type="dxa"/>
-          </w:tcPr>
+          <w:tcPr/>
           <w:p>
             <w:pPr>
               <w:pStyle w:val="Compact"/>
@@ -5698,7 +5641,7 @@
         </w:tc>
         <w:tc>
           <w:tcPr>
-            <w:tcW w:w="6328" w:type="dxa"/>
+            <w:tcW w:w="5788" w:type="dxa"/>
             <w:tcMar>
               <w:top w:w="60" w:type="dxa"/>
               <w:left w:w="120" w:type="dxa"/>
@@ -5728,6 +5671,7 @@
         </w:tc>
         <w:tc>
           <w:tcPr>
+            <w:tcW w:w="5788" w:type="dxa"/>
             <w:tcMar>
               <w:top w:w="60" w:type="dxa"/>
               <w:left w:w="120" w:type="dxa"/>
@@ -5756,9 +5700,7 @@
           </w:p>
         </w:tc>
         <w:tc>
-          <w:tcPr>
-            <w:tcW w:w="6328" w:type="dxa"/>
-          </w:tcPr>
+          <w:tcPr/>
           <w:p>
             <w:pPr>
               <w:pStyle w:val="Compact"/>
@@ -5771,19 +5713,10 @@
       </w:tr>
       <w:tr>
         <w:tc>
-          <w:tcPr>
-            <w:tcW w:w="2460" w:type="dxa"/>
-            <w:tcMar>
-              <w:top w:w="60" w:type="dxa"/>
-              <w:left w:w="120" w:type="dxa"/>
-              <w:bottom w:w="60" w:type="dxa"/>
-              <w:right w:w="120" w:type="dxa"/>
-            </w:tcMar>
-          </w:tcPr>
-          <w:p>
-            <w:pPr>
-              <w:pStyle w:val="Compact"/>
-              <w:wordWrap w:val="1"/>
+          <w:tcPr/>
+          <w:p>
+            <w:pPr>
+              <w:pStyle w:val="Compact"/>
             </w:pPr>
             <w:r>
               <w:t xml:space="preserve">승인 대상 공정</w:t>
@@ -5791,10 +5724,19 @@
           </w:p>
         </w:tc>
         <w:tc>
-          <w:tcPr/>
-          <w:p>
-            <w:pPr>
-              <w:pStyle w:val="Compact"/>
+          <w:tcPr>
+            <w:tcW w:w="5788" w:type="dxa"/>
+            <w:tcMar>
+              <w:top w:w="60" w:type="dxa"/>
+              <w:left w:w="120" w:type="dxa"/>
+              <w:bottom w:w="60" w:type="dxa"/>
+              <w:right w:w="120" w:type="dxa"/>
+            </w:tcMar>
+          </w:tcPr>
+          <w:p>
+            <w:pPr>
+              <w:pStyle w:val="Compact"/>
+              <w:wordWrap w:val="1"/>
             </w:pPr>
           </w:p>
         </w:tc>
@@ -5927,18 +5869,10 @@
       </w:tr>
       <w:tr>
         <w:tc>
-          <w:tcPr>
-            <w:tcMar>
-              <w:top w:w="60" w:type="dxa"/>
-              <w:left w:w="120" w:type="dxa"/>
-              <w:bottom w:w="60" w:type="dxa"/>
-              <w:right w:w="120" w:type="dxa"/>
-            </w:tcMar>
-          </w:tcPr>
-          <w:p>
-            <w:pPr>
-              <w:pStyle w:val="Compact"/>
-              <w:wordWrap w:val="1"/>
+          <w:tcPr/>
+          <w:p>
+            <w:pPr>
+              <w:pStyle w:val="Compact"/>
             </w:pPr>
             <w:r>
               <w:t xml:space="preserve">비고</w:t>
@@ -5946,18 +5880,10 @@
           </w:p>
         </w:tc>
         <w:tc>
-          <w:tcPr>
-            <w:tcMar>
-              <w:top w:w="60" w:type="dxa"/>
-              <w:left w:w="120" w:type="dxa"/>
-              <w:bottom w:w="60" w:type="dxa"/>
-              <w:right w:w="120" w:type="dxa"/>
-            </w:tcMar>
-          </w:tcPr>
-          <w:p>
-            <w:pPr>
-              <w:pStyle w:val="Compact"/>
-              <w:wordWrap w:val="1"/>
+          <w:tcPr/>
+          <w:p>
+            <w:pPr>
+              <w:pStyle w:val="Compact"/>
             </w:pPr>
           </w:p>
         </w:tc>
@@ -6782,18 +6708,10 @@
       </w:tr>
       <w:tr>
         <w:tc>
-          <w:tcPr>
-            <w:tcMar>
-              <w:top w:w="60" w:type="dxa"/>
-              <w:left w:w="120" w:type="dxa"/>
-              <w:bottom w:w="60" w:type="dxa"/>
-              <w:right w:w="120" w:type="dxa"/>
-            </w:tcMar>
-          </w:tcPr>
-          <w:p>
-            <w:pPr>
-              <w:pStyle w:val="Compact"/>
-              <w:wordWrap w:val="1"/>
+          <w:tcPr/>
+          <w:p>
+            <w:pPr>
+              <w:pStyle w:val="Compact"/>
             </w:pPr>
             <w:r>
               <w:t xml:space="preserve">승인 (QMR)</w:t>
@@ -6801,50 +6719,26 @@
           </w:p>
         </w:tc>
         <w:tc>
-          <w:tcPr>
-            <w:tcMar>
-              <w:top w:w="60" w:type="dxa"/>
-              <w:left w:w="120" w:type="dxa"/>
-              <w:bottom w:w="60" w:type="dxa"/>
-              <w:right w:w="120" w:type="dxa"/>
-            </w:tcMar>
-          </w:tcPr>
-          <w:p>
-            <w:pPr>
-              <w:pStyle w:val="Compact"/>
-              <w:wordWrap w:val="1"/>
-            </w:pPr>
-          </w:p>
-        </w:tc>
-        <w:tc>
-          <w:tcPr>
-            <w:tcMar>
-              <w:top w:w="60" w:type="dxa"/>
-              <w:left w:w="120" w:type="dxa"/>
-              <w:bottom w:w="60" w:type="dxa"/>
-              <w:right w:w="120" w:type="dxa"/>
-            </w:tcMar>
-          </w:tcPr>
-          <w:p>
-            <w:pPr>
-              <w:pStyle w:val="Compact"/>
-              <w:wordWrap w:val="1"/>
-            </w:pPr>
-          </w:p>
-        </w:tc>
-        <w:tc>
-          <w:tcPr>
-            <w:tcMar>
-              <w:top w:w="60" w:type="dxa"/>
-              <w:left w:w="120" w:type="dxa"/>
-              <w:bottom w:w="60" w:type="dxa"/>
-              <w:right w:w="120" w:type="dxa"/>
-            </w:tcMar>
-          </w:tcPr>
-          <w:p>
-            <w:pPr>
-              <w:pStyle w:val="Compact"/>
-              <w:wordWrap w:val="1"/>
+          <w:tcPr/>
+          <w:p>
+            <w:pPr>
+              <w:pStyle w:val="Compact"/>
+            </w:pPr>
+          </w:p>
+        </w:tc>
+        <w:tc>
+          <w:tcPr/>
+          <w:p>
+            <w:pPr>
+              <w:pStyle w:val="Compact"/>
+            </w:pPr>
+          </w:p>
+        </w:tc>
+        <w:tc>
+          <w:tcPr/>
+          <w:p>
+            <w:pPr>
+              <w:pStyle w:val="Compact"/>
             </w:pPr>
           </w:p>
         </w:tc>
@@ -7153,8 +7047,8 @@
     <w:rPrDefault>
       <w:rPr>
         <w:rFonts w:asciiTheme="minorHAnsi" w:cstheme="minorBidi" w:eastAsiaTheme="minorEastAsia" w:hAnsiTheme="minorHAnsi"/>
-        <w:sz w:val="24"/>
-        <w:szCs w:val="24"/>
+        <w:sz w:val="20"/>
+        <w:szCs w:val="20"/>
         <w:lang w:bidi="ar-SA" w:eastAsia="zh-CN" w:val="en-US"/>
       </w:rPr>
     </w:rPrDefault>
@@ -7222,8 +7116,8 @@
     </w:pPr>
     <w:rPr>
       <w:rFonts w:asciiTheme="majorHAnsi" w:cstheme="majorBidi" w:eastAsiaTheme="majorEastAsia" w:hAnsiTheme="majorHAnsi"/>
-      <w:sz w:val="56"/>
-      <w:szCs w:val="56"/>
+      <w:sz w:val="44"/>
+      <w:szCs w:val="44"/>
     </w:rPr>
   </w:style>
   <w:style w:customStyle="1" w:styleId="TitleChar" w:type="character">
@@ -7234,8 +7128,8 @@
     <w:rsid w:val="00A10FD9"/>
     <w:rPr>
       <w:rFonts w:asciiTheme="majorHAnsi" w:cstheme="majorBidi" w:eastAsiaTheme="majorEastAsia" w:hAnsiTheme="majorHAnsi"/>
-      <w:sz w:val="56"/>
-      <w:szCs w:val="56"/>
+      <w:sz w:val="44"/>
+      <w:szCs w:val="44"/>
     </w:rPr>
   </w:style>
   <w:style w:styleId="Subtitle" w:type="paragraph">
@@ -7357,8 +7251,8 @@
     <w:rPr>
       <w:rFonts w:asciiTheme="majorHAnsi" w:cstheme="majorBidi" w:eastAsiaTheme="majorEastAsia" w:hAnsiTheme="majorHAnsi"/>
       <w:color w:themeColor="accent1" w:themeShade="BF" w:val="0F4761"/>
-      <w:sz w:val="40"/>
-      <w:szCs w:val="40"/>
+      <w:sz w:val="32"/>
+      <w:szCs w:val="32"/>
     </w:rPr>
   </w:style>
   <w:style w:styleId="Heading2" w:type="paragraph">
@@ -7548,8 +7442,8 @@
     <w:rPr>
       <w:rFonts w:asciiTheme="majorHAnsi" w:cstheme="majorBidi" w:eastAsiaTheme="majorEastAsia" w:hAnsiTheme="majorHAnsi"/>
       <w:color w:themeColor="accent1" w:themeShade="BF" w:val="0F4761"/>
-      <w:sz w:val="40"/>
-      <w:szCs w:val="40"/>
+      <w:sz w:val="32"/>
+      <w:szCs w:val="32"/>
     </w:rPr>
   </w:style>
   <w:style w:customStyle="1" w:styleId="Heading2Char" w:type="character">
